--- a/AT/IC Math.word.02.docx
+++ b/AT/IC Math.word.02.docx
@@ -1,6 +1,6 @@
 
 <file path=word/document.xml><?xml version="1.0" encoding="utf-8"?>
-<w:document xmlns:wpc="http://schemas.microsoft.com/office/word/2010/wordprocessingCanvas" xmlns:cx="http://schemas.microsoft.com/office/drawing/2014/chartex" xmlns:cx1="http://schemas.microsoft.com/office/drawing/2015/9/8/chartex" xmlns:cx2="http://schemas.microsoft.com/office/drawing/2015/10/21/chartex" xmlns:cx3="http://schemas.microsoft.com/office/drawing/2016/5/9/chartex" xmlns:cx4="http://schemas.microsoft.com/office/drawing/2016/5/10/chartex" xmlns:cx5="http://schemas.microsoft.com/office/drawing/2016/5/11/chartex" xmlns:cx6="http://schemas.microsoft.com/office/drawing/2016/5/12/chartex" xmlns:cx7="http://schemas.microsoft.com/office/drawing/2016/5/13/chartex" xmlns:cx8="http://schemas.microsoft.com/office/drawing/2016/5/14/chartex" xmlns:mc="http://schemas.openxmlformats.org/markup-compatibility/2006" xmlns:aink="http://schemas.microsoft.com/office/drawing/2016/ink" xmlns:am3d="http://schemas.microsoft.com/office/drawing/2017/model3d" xmlns:o="urn:schemas-microsoft-com:office:office" xmlns:oel="http://schemas.microsoft.com/office/2019/extlst" xmlns:r="http://schemas.openxmlformats.org/officeDocument/2006/relationships" xmlns:m="http://schemas.openxmlformats.org/officeDocument/2006/math" xmlns:v="urn:schemas-microsoft-com:vml" xmlns:wp14="http://schemas.microsoft.com/office/word/2010/wordprocessingDrawing" xmlns:wp="http://schemas.openxmlformats.org/drawingml/2006/wordprocessingDrawing" xmlns:w10="urn:schemas-microsoft-com:office:word" xmlns:w="http://schemas.openxmlformats.org/wordprocessingml/2006/main" xmlns:w14="http://schemas.microsoft.com/office/word/2010/wordml" xmlns:w15="http://schemas.microsoft.com/office/word/2012/wordml" xmlns:w16cex="http://schemas.microsoft.com/office/word/2018/wordml/cex" xmlns:w16cid="http://schemas.microsoft.com/office/word/2016/wordml/cid" xmlns:w16="http://schemas.microsoft.com/office/word/2018/wordml" xmlns:w16du="http://schemas.microsoft.com/office/word/2023/wordml/word16du" xmlns:w16sdtdh="http://schemas.microsoft.com/office/word/2020/wordml/sdtdatahash" xmlns:w16sdtfl="http://schemas.microsoft.com/office/word/2024/wordml/sdtformatlock" xmlns:w16se="http://schemas.microsoft.com/office/word/2015/wordml/symex" xmlns:wpg="http://schemas.microsoft.com/office/word/2010/wordprocessingGroup" xmlns:wpi="http://schemas.microsoft.com/office/word/2010/wordprocessingInk" xmlns:wne="http://schemas.microsoft.com/office/word/2006/wordml" xmlns:wps="http://schemas.microsoft.com/office/word/2010/wordprocessingShape" mc:Ignorable="w14 w15 w16se w16cid w16 w16cex w16sdtdh w16sdtfl w16du wp14">
+<w:document xmlns:wpc="http://schemas.microsoft.com/office/word/2010/wordprocessingCanvas" xmlns:cx="http://schemas.microsoft.com/office/drawing/2014/chartex" xmlns:cx1="http://schemas.microsoft.com/office/drawing/2015/9/8/chartex" xmlns:cx2="http://schemas.microsoft.com/office/drawing/2015/10/21/chartex" xmlns:cx3="http://schemas.microsoft.com/office/drawing/2016/5/9/chartex" xmlns:cx4="http://schemas.microsoft.com/office/drawing/2016/5/10/chartex" xmlns:cx5="http://schemas.microsoft.com/office/drawing/2016/5/11/chartex" xmlns:cx6="http://schemas.microsoft.com/office/drawing/2016/5/12/chartex" xmlns:cx7="http://schemas.microsoft.com/office/drawing/2016/5/13/chartex" xmlns:cx8="http://schemas.microsoft.com/office/drawing/2016/5/14/chartex" xmlns:mc="http://schemas.openxmlformats.org/markup-compatibility/2006" xmlns:aink="http://schemas.microsoft.com/office/drawing/2016/ink" xmlns:am3d="http://schemas.microsoft.com/office/drawing/2017/model3d" xmlns:o="urn:schemas-microsoft-com:office:office" xmlns:r="http://schemas.openxmlformats.org/officeDocument/2006/relationships" xmlns:m="http://schemas.openxmlformats.org/officeDocument/2006/math" xmlns:v="urn:schemas-microsoft-com:vml" xmlns:wp14="http://schemas.microsoft.com/office/word/2010/wordprocessingDrawing" xmlns:wp="http://schemas.openxmlformats.org/drawingml/2006/wordprocessingDrawing" xmlns:w10="urn:schemas-microsoft-com:office:word" xmlns:w="http://schemas.openxmlformats.org/wordprocessingml/2006/main" xmlns:w14="http://schemas.microsoft.com/office/word/2010/wordml" xmlns:w15="http://schemas.microsoft.com/office/word/2012/wordml" xmlns:w16cid="http://schemas.microsoft.com/office/word/2016/wordml/cid" xmlns:w16se="http://schemas.microsoft.com/office/word/2015/wordml/symex" xmlns:wpg="http://schemas.microsoft.com/office/word/2010/wordprocessingGroup" xmlns:wpi="http://schemas.microsoft.com/office/word/2010/wordprocessingInk" xmlns:wne="http://schemas.microsoft.com/office/word/2006/wordml" xmlns:wps="http://schemas.microsoft.com/office/word/2010/wordprocessingShape" mc:Ignorable="w14 w15 w16se w16cid wp14">
   <w:body>
     <w:p>
       <w:pPr>
@@ -7139,10 +7139,13 @@
       <w:r>
         <w:t xml:space="preserve">, however, be justifiable </w:t>
       </w:r>
+      <w:r>
+        <w:t>to</w:t>
+      </w:r>
       <w:commentRangeStart w:id="1"/>
       <w:commentRangeStart w:id="2"/>
       <w:r>
-        <w:t>as ask</w:t>
+        <w:t xml:space="preserve"> ask</w:t>
       </w:r>
       <w:commentRangeEnd w:id="1"/>
       <w:r>
@@ -21782,7 +21785,15 @@
         <w:rPr>
           <w:lang w:val="en-US"/>
         </w:rPr>
-        <w:t xml:space="preserve"> It will be noticed that we unpacked the last digit of each IC form object in the multiplicand. That was because the last digit did not necessarily have an incoming carry applied to it, whereas all the others did. The algorithm can be formalized as follows:</w:t>
+        <w:t xml:space="preserve"> It will be noticed that we unpacked the last digit of each IC form object in the multiplicand. That was because the last digit did not necessarily have an incoming carry applied to it, </w:t>
+      </w:r>
+      <w:bookmarkStart w:id="5" w:name="_GoBack"/>
+      <w:bookmarkEnd w:id="5"/>
+      <w:r>
+        <w:rPr>
+          <w:lang w:val="en-US"/>
+        </w:rPr>
+        <w:t>whereas all the others did. The algorithm can be formalized as follows:</w:t>
       </w:r>
     </w:p>
     <w:p>
@@ -21800,15 +21811,7 @@
         <w:ind w:firstLine="0"/>
       </w:pPr>
       <w:r>
-        <w:t xml:space="preserve">*** Multiply the multiplier by the largest digit of the multiplicand (here, 4), subtract 1 from the length of the result (here the result was 16, its length 2, giving 1). This is the maximum number of digits affected by a single </w:t>
-      </w:r>
-      <w:proofErr w:type="gramStart"/>
-      <w:r>
-        <w:t>carry, and</w:t>
-      </w:r>
-      <w:proofErr w:type="gramEnd"/>
-      <w:r>
-        <w:t xml:space="preserve"> is the number of digits to unpack in each IC form in the multiplicand.</w:t>
+        <w:t>*** Multiply the multiplier by the largest digit of the multiplicand (here, 4), subtract 1 from the length of the result (here the result was 16, its length 2, giving 1). This is the maximum number of digits affected by a single carry, and is the number of digits to unpack in each IC form in the multiplicand.</w:t>
       </w:r>
     </w:p>
     <w:p>
@@ -29446,7 +29449,7 @@
         <w:spacing w:line="240" w:lineRule="auto"/>
         <w:ind w:firstLine="284"/>
         <w:sectPr>
-          <w:footerReference w:type="default" r:id="rId17"/>
+          <w:footerReference w:type="default" r:id="rId16"/>
           <w:type w:val="continuous"/>
           <w:pgSz w:w="11906" w:h="16838" w:code="9"/>
           <w:pgMar w:top="1871" w:right="1474" w:bottom="2381" w:left="1474" w:header="794" w:footer="1417" w:gutter="0"/>
@@ -36646,7 +36649,7 @@
           <w:rFonts w:ascii="Symbol" w:eastAsia="Symbol" w:hAnsi="Symbol" w:cs="Symbol"/>
           <w:iCs/>
         </w:rPr>
-        <w:t>£</w:t>
+        <w:t></w:t>
       </w:r>
       <w:r>
         <w:rPr>
@@ -36676,7 +36679,7 @@
           <w:rFonts w:ascii="Symbol" w:eastAsia="Symbol" w:hAnsi="Symbol" w:cs="Symbol"/>
           <w:iCs/>
         </w:rPr>
-        <w:t>£</w:t>
+        <w:t></w:t>
       </w:r>
       <w:r>
         <w:rPr>
@@ -36703,7 +36706,7 @@
           <w:rFonts w:ascii="Symbol" w:eastAsia="Symbol" w:hAnsi="Symbol" w:cs="Symbol"/>
           <w:iCs/>
         </w:rPr>
-        <w:t>£</w:t>
+        <w:t></w:t>
       </w:r>
       <w:r>
         <w:rPr>
@@ -36730,7 +36733,7 @@
           <w:rFonts w:ascii="Symbol" w:eastAsia="Symbol" w:hAnsi="Symbol" w:cs="Symbol"/>
           <w:iCs/>
         </w:rPr>
-        <w:t>£</w:t>
+        <w:t></w:t>
       </w:r>
       <w:r>
         <w:rPr>
@@ -39506,7 +39509,7 @@
         </w:rPr>
         <w:t xml:space="preserve">Nachbar, R. (2023). Reply to changed methods for displaying graphs (networks). </w:t>
       </w:r>
-      <w:hyperlink r:id="rId18" w:history="1">
+      <w:hyperlink r:id="rId17" w:history="1">
         <w:r>
           <w:rPr>
             <w:rStyle w:val="Hyperlink"/>
@@ -39794,7 +39797,7 @@
 </file>
 
 <file path=word/comments.xml><?xml version="1.0" encoding="utf-8"?>
-<w:comments xmlns:wpc="http://schemas.microsoft.com/office/word/2010/wordprocessingCanvas" xmlns:cx="http://schemas.microsoft.com/office/drawing/2014/chartex" xmlns:cx1="http://schemas.microsoft.com/office/drawing/2015/9/8/chartex" xmlns:cx2="http://schemas.microsoft.com/office/drawing/2015/10/21/chartex" xmlns:cx3="http://schemas.microsoft.com/office/drawing/2016/5/9/chartex" xmlns:cx4="http://schemas.microsoft.com/office/drawing/2016/5/10/chartex" xmlns:cx5="http://schemas.microsoft.com/office/drawing/2016/5/11/chartex" xmlns:cx6="http://schemas.microsoft.com/office/drawing/2016/5/12/chartex" xmlns:cx7="http://schemas.microsoft.com/office/drawing/2016/5/13/chartex" xmlns:cx8="http://schemas.microsoft.com/office/drawing/2016/5/14/chartex" xmlns:mc="http://schemas.openxmlformats.org/markup-compatibility/2006" xmlns:aink="http://schemas.microsoft.com/office/drawing/2016/ink" xmlns:am3d="http://schemas.microsoft.com/office/drawing/2017/model3d" xmlns:o="urn:schemas-microsoft-com:office:office" xmlns:oel="http://schemas.microsoft.com/office/2019/extlst" xmlns:r="http://schemas.openxmlformats.org/officeDocument/2006/relationships" xmlns:m="http://schemas.openxmlformats.org/officeDocument/2006/math" xmlns:v="urn:schemas-microsoft-com:vml" xmlns:wp14="http://schemas.microsoft.com/office/word/2010/wordprocessingDrawing" xmlns:wp="http://schemas.openxmlformats.org/drawingml/2006/wordprocessingDrawing" xmlns:w10="urn:schemas-microsoft-com:office:word" xmlns:w="http://schemas.openxmlformats.org/wordprocessingml/2006/main" xmlns:w14="http://schemas.microsoft.com/office/word/2010/wordml" xmlns:w15="http://schemas.microsoft.com/office/word/2012/wordml" xmlns:w16cex="http://schemas.microsoft.com/office/word/2018/wordml/cex" xmlns:w16cid="http://schemas.microsoft.com/office/word/2016/wordml/cid" xmlns:w16="http://schemas.microsoft.com/office/word/2018/wordml" xmlns:w16du="http://schemas.microsoft.com/office/word/2023/wordml/word16du" xmlns:w16sdtdh="http://schemas.microsoft.com/office/word/2020/wordml/sdtdatahash" xmlns:w16sdtfl="http://schemas.microsoft.com/office/word/2024/wordml/sdtformatlock" xmlns:w16se="http://schemas.microsoft.com/office/word/2015/wordml/symex" xmlns:wpg="http://schemas.microsoft.com/office/word/2010/wordprocessingGroup" xmlns:wpi="http://schemas.microsoft.com/office/word/2010/wordprocessingInk" xmlns:wne="http://schemas.microsoft.com/office/word/2006/wordml" xmlns:wps="http://schemas.microsoft.com/office/word/2010/wordprocessingShape" mc:Ignorable="w14 w15 w16se w16cid w16 w16cex w16sdtdh w16sdtfl w16du wp14">
+<w:comments xmlns:wpc="http://schemas.microsoft.com/office/word/2010/wordprocessingCanvas" xmlns:cx="http://schemas.microsoft.com/office/drawing/2014/chartex" xmlns:cx1="http://schemas.microsoft.com/office/drawing/2015/9/8/chartex" xmlns:cx2="http://schemas.microsoft.com/office/drawing/2015/10/21/chartex" xmlns:cx3="http://schemas.microsoft.com/office/drawing/2016/5/9/chartex" xmlns:cx4="http://schemas.microsoft.com/office/drawing/2016/5/10/chartex" xmlns:cx5="http://schemas.microsoft.com/office/drawing/2016/5/11/chartex" xmlns:cx6="http://schemas.microsoft.com/office/drawing/2016/5/12/chartex" xmlns:cx7="http://schemas.microsoft.com/office/drawing/2016/5/13/chartex" xmlns:cx8="http://schemas.microsoft.com/office/drawing/2016/5/14/chartex" xmlns:mc="http://schemas.openxmlformats.org/markup-compatibility/2006" xmlns:aink="http://schemas.microsoft.com/office/drawing/2016/ink" xmlns:am3d="http://schemas.microsoft.com/office/drawing/2017/model3d" xmlns:o="urn:schemas-microsoft-com:office:office" xmlns:r="http://schemas.openxmlformats.org/officeDocument/2006/relationships" xmlns:m="http://schemas.openxmlformats.org/officeDocument/2006/math" xmlns:v="urn:schemas-microsoft-com:vml" xmlns:wp14="http://schemas.microsoft.com/office/word/2010/wordprocessingDrawing" xmlns:wp="http://schemas.openxmlformats.org/drawingml/2006/wordprocessingDrawing" xmlns:w10="urn:schemas-microsoft-com:office:word" xmlns:w="http://schemas.openxmlformats.org/wordprocessingml/2006/main" xmlns:w14="http://schemas.microsoft.com/office/word/2010/wordml" xmlns:w15="http://schemas.microsoft.com/office/word/2012/wordml" xmlns:w16cid="http://schemas.microsoft.com/office/word/2016/wordml/cid" xmlns:w16se="http://schemas.microsoft.com/office/word/2015/wordml/symex" xmlns:wpg="http://schemas.microsoft.com/office/word/2010/wordprocessingGroup" xmlns:wpi="http://schemas.microsoft.com/office/word/2010/wordprocessingInk" xmlns:wne="http://schemas.microsoft.com/office/word/2006/wordml" xmlns:wps="http://schemas.microsoft.com/office/word/2010/wordprocessingShape" mc:Ignorable="w14 w15 w16se w16cid wp14">
   <w:comment w:id="1" w:author="Abigail Touma" w:date="2026-01-14T23:58:00Z" w:initials="AT">
     <w:p>
       <w:pPr>
@@ -39863,9 +39866,9 @@
 </file>
 
 <file path=word/commentsExtended.xml><?xml version="1.0" encoding="utf-8"?>
-<w15:commentsEx xmlns:wpc="http://schemas.microsoft.com/office/word/2010/wordprocessingCanvas" xmlns:cx="http://schemas.microsoft.com/office/drawing/2014/chartex" xmlns:cx1="http://schemas.microsoft.com/office/drawing/2015/9/8/chartex" xmlns:cx2="http://schemas.microsoft.com/office/drawing/2015/10/21/chartex" xmlns:cx3="http://schemas.microsoft.com/office/drawing/2016/5/9/chartex" xmlns:cx4="http://schemas.microsoft.com/office/drawing/2016/5/10/chartex" xmlns:cx5="http://schemas.microsoft.com/office/drawing/2016/5/11/chartex" xmlns:cx6="http://schemas.microsoft.com/office/drawing/2016/5/12/chartex" xmlns:cx7="http://schemas.microsoft.com/office/drawing/2016/5/13/chartex" xmlns:cx8="http://schemas.microsoft.com/office/drawing/2016/5/14/chartex" xmlns:mc="http://schemas.openxmlformats.org/markup-compatibility/2006" xmlns:aink="http://schemas.microsoft.com/office/drawing/2016/ink" xmlns:am3d="http://schemas.microsoft.com/office/drawing/2017/model3d" xmlns:o="urn:schemas-microsoft-com:office:office" xmlns:oel="http://schemas.microsoft.com/office/2019/extlst" xmlns:r="http://schemas.openxmlformats.org/officeDocument/2006/relationships" xmlns:m="http://schemas.openxmlformats.org/officeDocument/2006/math" xmlns:v="urn:schemas-microsoft-com:vml" xmlns:wp14="http://schemas.microsoft.com/office/word/2010/wordprocessingDrawing" xmlns:wp="http://schemas.openxmlformats.org/drawingml/2006/wordprocessingDrawing" xmlns:w10="urn:schemas-microsoft-com:office:word" xmlns:w="http://schemas.openxmlformats.org/wordprocessingml/2006/main" xmlns:w14="http://schemas.microsoft.com/office/word/2010/wordml" xmlns:w15="http://schemas.microsoft.com/office/word/2012/wordml" xmlns:w16cex="http://schemas.microsoft.com/office/word/2018/wordml/cex" xmlns:w16cid="http://schemas.microsoft.com/office/word/2016/wordml/cid" xmlns:w16="http://schemas.microsoft.com/office/word/2018/wordml" xmlns:w16du="http://schemas.microsoft.com/office/word/2023/wordml/word16du" xmlns:w16sdtdh="http://schemas.microsoft.com/office/word/2020/wordml/sdtdatahash" xmlns:w16sdtfl="http://schemas.microsoft.com/office/word/2024/wordml/sdtformatlock" xmlns:w16se="http://schemas.microsoft.com/office/word/2015/wordml/symex" xmlns:wpg="http://schemas.microsoft.com/office/word/2010/wordprocessingGroup" xmlns:wpi="http://schemas.microsoft.com/office/word/2010/wordprocessingInk" xmlns:wne="http://schemas.microsoft.com/office/word/2006/wordml" xmlns:wps="http://schemas.microsoft.com/office/word/2010/wordprocessingShape" mc:Ignorable="w14 w15 w16se w16cid w16 w16cex w16sdtdh w16sdtfl w16du wp14">
-  <w15:commentEx w15:paraId="13BB9392" w15:done="0"/>
-  <w15:commentEx w15:paraId="1A98AD3E" w15:paraIdParent="13BB9392" w15:done="0"/>
+<w15:commentsEx xmlns:wpc="http://schemas.microsoft.com/office/word/2010/wordprocessingCanvas" xmlns:cx="http://schemas.microsoft.com/office/drawing/2014/chartex" xmlns:cx1="http://schemas.microsoft.com/office/drawing/2015/9/8/chartex" xmlns:cx2="http://schemas.microsoft.com/office/drawing/2015/10/21/chartex" xmlns:cx3="http://schemas.microsoft.com/office/drawing/2016/5/9/chartex" xmlns:cx4="http://schemas.microsoft.com/office/drawing/2016/5/10/chartex" xmlns:cx5="http://schemas.microsoft.com/office/drawing/2016/5/11/chartex" xmlns:cx6="http://schemas.microsoft.com/office/drawing/2016/5/12/chartex" xmlns:cx7="http://schemas.microsoft.com/office/drawing/2016/5/13/chartex" xmlns:cx8="http://schemas.microsoft.com/office/drawing/2016/5/14/chartex" xmlns:mc="http://schemas.openxmlformats.org/markup-compatibility/2006" xmlns:aink="http://schemas.microsoft.com/office/drawing/2016/ink" xmlns:am3d="http://schemas.microsoft.com/office/drawing/2017/model3d" xmlns:o="urn:schemas-microsoft-com:office:office" xmlns:r="http://schemas.openxmlformats.org/officeDocument/2006/relationships" xmlns:m="http://schemas.openxmlformats.org/officeDocument/2006/math" xmlns:v="urn:schemas-microsoft-com:vml" xmlns:wp14="http://schemas.microsoft.com/office/word/2010/wordprocessingDrawing" xmlns:wp="http://schemas.openxmlformats.org/drawingml/2006/wordprocessingDrawing" xmlns:w10="urn:schemas-microsoft-com:office:word" xmlns:w="http://schemas.openxmlformats.org/wordprocessingml/2006/main" xmlns:w14="http://schemas.microsoft.com/office/word/2010/wordml" xmlns:w15="http://schemas.microsoft.com/office/word/2012/wordml" xmlns:w16cid="http://schemas.microsoft.com/office/word/2016/wordml/cid" xmlns:w16se="http://schemas.microsoft.com/office/word/2015/wordml/symex" xmlns:wpg="http://schemas.microsoft.com/office/word/2010/wordprocessingGroup" xmlns:wpi="http://schemas.microsoft.com/office/word/2010/wordprocessingInk" xmlns:wne="http://schemas.microsoft.com/office/word/2006/wordml" xmlns:wps="http://schemas.microsoft.com/office/word/2010/wordprocessingShape" mc:Ignorable="w14 w15 w16se w16cid wp14">
+  <w15:commentEx w15:paraId="13BB9392" w15:done="1"/>
+  <w15:commentEx w15:paraId="1A98AD3E" w15:paraIdParent="13BB9392" w15:done="1"/>
   <w15:commentEx w15:paraId="22B91CD6" w15:done="0"/>
   <w15:commentEx w15:paraId="2AB332F2" w15:paraIdParent="22B91CD6" w15:done="0"/>
 </w15:commentsEx>
@@ -39893,7 +39896,7 @@
 </file>
 
 <file path=word/commentsIds.xml><?xml version="1.0" encoding="utf-8"?>
-<w16cid:commentsIds xmlns:wpc="http://schemas.microsoft.com/office/word/2010/wordprocessingCanvas" xmlns:cx="http://schemas.microsoft.com/office/drawing/2014/chartex" xmlns:cx1="http://schemas.microsoft.com/office/drawing/2015/9/8/chartex" xmlns:cx2="http://schemas.microsoft.com/office/drawing/2015/10/21/chartex" xmlns:cx3="http://schemas.microsoft.com/office/drawing/2016/5/9/chartex" xmlns:cx4="http://schemas.microsoft.com/office/drawing/2016/5/10/chartex" xmlns:cx5="http://schemas.microsoft.com/office/drawing/2016/5/11/chartex" xmlns:cx6="http://schemas.microsoft.com/office/drawing/2016/5/12/chartex" xmlns:cx7="http://schemas.microsoft.com/office/drawing/2016/5/13/chartex" xmlns:cx8="http://schemas.microsoft.com/office/drawing/2016/5/14/chartex" xmlns:mc="http://schemas.openxmlformats.org/markup-compatibility/2006" xmlns:aink="http://schemas.microsoft.com/office/drawing/2016/ink" xmlns:am3d="http://schemas.microsoft.com/office/drawing/2017/model3d" xmlns:o="urn:schemas-microsoft-com:office:office" xmlns:oel="http://schemas.microsoft.com/office/2019/extlst" xmlns:r="http://schemas.openxmlformats.org/officeDocument/2006/relationships" xmlns:m="http://schemas.openxmlformats.org/officeDocument/2006/math" xmlns:v="urn:schemas-microsoft-com:vml" xmlns:wp14="http://schemas.microsoft.com/office/word/2010/wordprocessingDrawing" xmlns:wp="http://schemas.openxmlformats.org/drawingml/2006/wordprocessingDrawing" xmlns:w10="urn:schemas-microsoft-com:office:word" xmlns:w="http://schemas.openxmlformats.org/wordprocessingml/2006/main" xmlns:w14="http://schemas.microsoft.com/office/word/2010/wordml" xmlns:w15="http://schemas.microsoft.com/office/word/2012/wordml" xmlns:w16cex="http://schemas.microsoft.com/office/word/2018/wordml/cex" xmlns:w16cid="http://schemas.microsoft.com/office/word/2016/wordml/cid" xmlns:w16="http://schemas.microsoft.com/office/word/2018/wordml" xmlns:w16du="http://schemas.microsoft.com/office/word/2023/wordml/word16du" xmlns:w16sdtdh="http://schemas.microsoft.com/office/word/2020/wordml/sdtdatahash" xmlns:w16sdtfl="http://schemas.microsoft.com/office/word/2024/wordml/sdtformatlock" xmlns:w16se="http://schemas.microsoft.com/office/word/2015/wordml/symex" xmlns:wpg="http://schemas.microsoft.com/office/word/2010/wordprocessingGroup" xmlns:wpi="http://schemas.microsoft.com/office/word/2010/wordprocessingInk" xmlns:wne="http://schemas.microsoft.com/office/word/2006/wordml" xmlns:wps="http://schemas.microsoft.com/office/word/2010/wordprocessingShape" mc:Ignorable="w14 w15 w16se w16cid w16 w16cex w16sdtdh w16sdtfl w16du wp14">
+<w16cid:commentsIds xmlns:wpc="http://schemas.microsoft.com/office/word/2010/wordprocessingCanvas" xmlns:cx="http://schemas.microsoft.com/office/drawing/2014/chartex" xmlns:cx1="http://schemas.microsoft.com/office/drawing/2015/9/8/chartex" xmlns:cx2="http://schemas.microsoft.com/office/drawing/2015/10/21/chartex" xmlns:cx3="http://schemas.microsoft.com/office/drawing/2016/5/9/chartex" xmlns:cx4="http://schemas.microsoft.com/office/drawing/2016/5/10/chartex" xmlns:cx5="http://schemas.microsoft.com/office/drawing/2016/5/11/chartex" xmlns:cx6="http://schemas.microsoft.com/office/drawing/2016/5/12/chartex" xmlns:cx7="http://schemas.microsoft.com/office/drawing/2016/5/13/chartex" xmlns:cx8="http://schemas.microsoft.com/office/drawing/2016/5/14/chartex" xmlns:mc="http://schemas.openxmlformats.org/markup-compatibility/2006" xmlns:aink="http://schemas.microsoft.com/office/drawing/2016/ink" xmlns:am3d="http://schemas.microsoft.com/office/drawing/2017/model3d" xmlns:o="urn:schemas-microsoft-com:office:office" xmlns:r="http://schemas.openxmlformats.org/officeDocument/2006/relationships" xmlns:m="http://schemas.openxmlformats.org/officeDocument/2006/math" xmlns:v="urn:schemas-microsoft-com:vml" xmlns:wp14="http://schemas.microsoft.com/office/word/2010/wordprocessingDrawing" xmlns:wp="http://schemas.openxmlformats.org/drawingml/2006/wordprocessingDrawing" xmlns:w10="urn:schemas-microsoft-com:office:word" xmlns:w="http://schemas.openxmlformats.org/wordprocessingml/2006/main" xmlns:w14="http://schemas.microsoft.com/office/word/2010/wordml" xmlns:w15="http://schemas.microsoft.com/office/word/2012/wordml" xmlns:w16cid="http://schemas.microsoft.com/office/word/2016/wordml/cid" xmlns:w16se="http://schemas.microsoft.com/office/word/2015/wordml/symex" xmlns:wpg="http://schemas.microsoft.com/office/word/2010/wordprocessingGroup" xmlns:wpi="http://schemas.microsoft.com/office/word/2010/wordprocessingInk" xmlns:wne="http://schemas.microsoft.com/office/word/2006/wordml" xmlns:wps="http://schemas.microsoft.com/office/word/2010/wordprocessingShape" mc:Ignorable="w14 w15 w16se w16cid wp14">
   <w16cid:commentId w16cid:paraId="13BB9392" w16cid:durableId="5E03C329"/>
   <w16cid:commentId w16cid:paraId="1A98AD3E" w16cid:durableId="70CC77B1"/>
   <w16cid:commentId w16cid:paraId="22B91CD6" w16cid:durableId="51717157"/>
@@ -39902,7 +39905,7 @@
 </file>
 
 <file path=word/endnotes.xml><?xml version="1.0" encoding="utf-8"?>
-<w:endnotes xmlns:wpc="http://schemas.microsoft.com/office/word/2010/wordprocessingCanvas" xmlns:cx="http://schemas.microsoft.com/office/drawing/2014/chartex" xmlns:cx1="http://schemas.microsoft.com/office/drawing/2015/9/8/chartex" xmlns:cx2="http://schemas.microsoft.com/office/drawing/2015/10/21/chartex" xmlns:cx3="http://schemas.microsoft.com/office/drawing/2016/5/9/chartex" xmlns:cx4="http://schemas.microsoft.com/office/drawing/2016/5/10/chartex" xmlns:cx5="http://schemas.microsoft.com/office/drawing/2016/5/11/chartex" xmlns:cx6="http://schemas.microsoft.com/office/drawing/2016/5/12/chartex" xmlns:cx7="http://schemas.microsoft.com/office/drawing/2016/5/13/chartex" xmlns:cx8="http://schemas.microsoft.com/office/drawing/2016/5/14/chartex" xmlns:mc="http://schemas.openxmlformats.org/markup-compatibility/2006" xmlns:aink="http://schemas.microsoft.com/office/drawing/2016/ink" xmlns:am3d="http://schemas.microsoft.com/office/drawing/2017/model3d" xmlns:o="urn:schemas-microsoft-com:office:office" xmlns:oel="http://schemas.microsoft.com/office/2019/extlst" xmlns:r="http://schemas.openxmlformats.org/officeDocument/2006/relationships" xmlns:m="http://schemas.openxmlformats.org/officeDocument/2006/math" xmlns:v="urn:schemas-microsoft-com:vml" xmlns:wp14="http://schemas.microsoft.com/office/word/2010/wordprocessingDrawing" xmlns:wp="http://schemas.openxmlformats.org/drawingml/2006/wordprocessingDrawing" xmlns:w10="urn:schemas-microsoft-com:office:word" xmlns:w="http://schemas.openxmlformats.org/wordprocessingml/2006/main" xmlns:w14="http://schemas.microsoft.com/office/word/2010/wordml" xmlns:w15="http://schemas.microsoft.com/office/word/2012/wordml" xmlns:w16cex="http://schemas.microsoft.com/office/word/2018/wordml/cex" xmlns:w16cid="http://schemas.microsoft.com/office/word/2016/wordml/cid" xmlns:w16="http://schemas.microsoft.com/office/word/2018/wordml" xmlns:w16du="http://schemas.microsoft.com/office/word/2023/wordml/word16du" xmlns:w16sdtdh="http://schemas.microsoft.com/office/word/2020/wordml/sdtdatahash" xmlns:w16sdtfl="http://schemas.microsoft.com/office/word/2024/wordml/sdtformatlock" xmlns:w16se="http://schemas.microsoft.com/office/word/2015/wordml/symex" xmlns:wpg="http://schemas.microsoft.com/office/word/2010/wordprocessingGroup" xmlns:wpi="http://schemas.microsoft.com/office/word/2010/wordprocessingInk" xmlns:wne="http://schemas.microsoft.com/office/word/2006/wordml" xmlns:wps="http://schemas.microsoft.com/office/word/2010/wordprocessingShape" mc:Ignorable="w14 w15 w16se w16cid w16 w16cex w16sdtdh w16sdtfl w16du wp14">
+<w:endnotes xmlns:wpc="http://schemas.microsoft.com/office/word/2010/wordprocessingCanvas" xmlns:cx="http://schemas.microsoft.com/office/drawing/2014/chartex" xmlns:cx1="http://schemas.microsoft.com/office/drawing/2015/9/8/chartex" xmlns:cx2="http://schemas.microsoft.com/office/drawing/2015/10/21/chartex" xmlns:cx3="http://schemas.microsoft.com/office/drawing/2016/5/9/chartex" xmlns:cx4="http://schemas.microsoft.com/office/drawing/2016/5/10/chartex" xmlns:cx5="http://schemas.microsoft.com/office/drawing/2016/5/11/chartex" xmlns:cx6="http://schemas.microsoft.com/office/drawing/2016/5/12/chartex" xmlns:cx7="http://schemas.microsoft.com/office/drawing/2016/5/13/chartex" xmlns:cx8="http://schemas.microsoft.com/office/drawing/2016/5/14/chartex" xmlns:mc="http://schemas.openxmlformats.org/markup-compatibility/2006" xmlns:aink="http://schemas.microsoft.com/office/drawing/2016/ink" xmlns:am3d="http://schemas.microsoft.com/office/drawing/2017/model3d" xmlns:o="urn:schemas-microsoft-com:office:office" xmlns:r="http://schemas.openxmlformats.org/officeDocument/2006/relationships" xmlns:m="http://schemas.openxmlformats.org/officeDocument/2006/math" xmlns:v="urn:schemas-microsoft-com:vml" xmlns:wp14="http://schemas.microsoft.com/office/word/2010/wordprocessingDrawing" xmlns:wp="http://schemas.openxmlformats.org/drawingml/2006/wordprocessingDrawing" xmlns:w10="urn:schemas-microsoft-com:office:word" xmlns:w="http://schemas.openxmlformats.org/wordprocessingml/2006/main" xmlns:w14="http://schemas.microsoft.com/office/word/2010/wordml" xmlns:w15="http://schemas.microsoft.com/office/word/2012/wordml" xmlns:w16cid="http://schemas.microsoft.com/office/word/2016/wordml/cid" xmlns:w16se="http://schemas.microsoft.com/office/word/2015/wordml/symex" xmlns:wpg="http://schemas.microsoft.com/office/word/2010/wordprocessingGroup" xmlns:wpi="http://schemas.microsoft.com/office/word/2010/wordprocessingInk" xmlns:wne="http://schemas.microsoft.com/office/word/2006/wordml" xmlns:wps="http://schemas.microsoft.com/office/word/2010/wordprocessingShape" mc:Ignorable="w14 w15 w16se w16cid wp14">
   <w:endnote w:type="separator" w:id="-1">
     <w:p>
       <w:r>
@@ -39946,7 +39949,7 @@
 </file>
 
 <file path=word/footer1.xml><?xml version="1.0" encoding="utf-8"?>
-<w:ftr xmlns:wpc="http://schemas.microsoft.com/office/word/2010/wordprocessingCanvas" xmlns:cx="http://schemas.microsoft.com/office/drawing/2014/chartex" xmlns:cx1="http://schemas.microsoft.com/office/drawing/2015/9/8/chartex" xmlns:cx2="http://schemas.microsoft.com/office/drawing/2015/10/21/chartex" xmlns:cx3="http://schemas.microsoft.com/office/drawing/2016/5/9/chartex" xmlns:cx4="http://schemas.microsoft.com/office/drawing/2016/5/10/chartex" xmlns:cx5="http://schemas.microsoft.com/office/drawing/2016/5/11/chartex" xmlns:cx6="http://schemas.microsoft.com/office/drawing/2016/5/12/chartex" xmlns:cx7="http://schemas.microsoft.com/office/drawing/2016/5/13/chartex" xmlns:cx8="http://schemas.microsoft.com/office/drawing/2016/5/14/chartex" xmlns:mc="http://schemas.openxmlformats.org/markup-compatibility/2006" xmlns:aink="http://schemas.microsoft.com/office/drawing/2016/ink" xmlns:am3d="http://schemas.microsoft.com/office/drawing/2017/model3d" xmlns:o="urn:schemas-microsoft-com:office:office" xmlns:oel="http://schemas.microsoft.com/office/2019/extlst" xmlns:r="http://schemas.openxmlformats.org/officeDocument/2006/relationships" xmlns:m="http://schemas.openxmlformats.org/officeDocument/2006/math" xmlns:v="urn:schemas-microsoft-com:vml" xmlns:wp14="http://schemas.microsoft.com/office/word/2010/wordprocessingDrawing" xmlns:wp="http://schemas.openxmlformats.org/drawingml/2006/wordprocessingDrawing" xmlns:w10="urn:schemas-microsoft-com:office:word" xmlns:w="http://schemas.openxmlformats.org/wordprocessingml/2006/main" xmlns:w14="http://schemas.microsoft.com/office/word/2010/wordml" xmlns:w15="http://schemas.microsoft.com/office/word/2012/wordml" xmlns:w16cex="http://schemas.microsoft.com/office/word/2018/wordml/cex" xmlns:w16cid="http://schemas.microsoft.com/office/word/2016/wordml/cid" xmlns:w16="http://schemas.microsoft.com/office/word/2018/wordml" xmlns:w16du="http://schemas.microsoft.com/office/word/2023/wordml/word16du" xmlns:w16sdtdh="http://schemas.microsoft.com/office/word/2020/wordml/sdtdatahash" xmlns:w16sdtfl="http://schemas.microsoft.com/office/word/2024/wordml/sdtformatlock" xmlns:w16se="http://schemas.microsoft.com/office/word/2015/wordml/symex" xmlns:wpg="http://schemas.microsoft.com/office/word/2010/wordprocessingGroup" xmlns:wpi="http://schemas.microsoft.com/office/word/2010/wordprocessingInk" xmlns:wne="http://schemas.microsoft.com/office/word/2006/wordml" xmlns:wps="http://schemas.microsoft.com/office/word/2010/wordprocessingShape" mc:Ignorable="w14 w15 w16se w16cid w16 w16cex w16sdtdh w16sdtfl w16du wp14">
+<w:ftr xmlns:wpc="http://schemas.microsoft.com/office/word/2010/wordprocessingCanvas" xmlns:cx="http://schemas.microsoft.com/office/drawing/2014/chartex" xmlns:cx1="http://schemas.microsoft.com/office/drawing/2015/9/8/chartex" xmlns:cx2="http://schemas.microsoft.com/office/drawing/2015/10/21/chartex" xmlns:cx3="http://schemas.microsoft.com/office/drawing/2016/5/9/chartex" xmlns:cx4="http://schemas.microsoft.com/office/drawing/2016/5/10/chartex" xmlns:cx5="http://schemas.microsoft.com/office/drawing/2016/5/11/chartex" xmlns:cx6="http://schemas.microsoft.com/office/drawing/2016/5/12/chartex" xmlns:cx7="http://schemas.microsoft.com/office/drawing/2016/5/13/chartex" xmlns:cx8="http://schemas.microsoft.com/office/drawing/2016/5/14/chartex" xmlns:mc="http://schemas.openxmlformats.org/markup-compatibility/2006" xmlns:aink="http://schemas.microsoft.com/office/drawing/2016/ink" xmlns:am3d="http://schemas.microsoft.com/office/drawing/2017/model3d" xmlns:o="urn:schemas-microsoft-com:office:office" xmlns:r="http://schemas.openxmlformats.org/officeDocument/2006/relationships" xmlns:m="http://schemas.openxmlformats.org/officeDocument/2006/math" xmlns:v="urn:schemas-microsoft-com:vml" xmlns:wp14="http://schemas.microsoft.com/office/word/2010/wordprocessingDrawing" xmlns:wp="http://schemas.openxmlformats.org/drawingml/2006/wordprocessingDrawing" xmlns:w10="urn:schemas-microsoft-com:office:word" xmlns:w="http://schemas.openxmlformats.org/wordprocessingml/2006/main" xmlns:w14="http://schemas.microsoft.com/office/word/2010/wordml" xmlns:w15="http://schemas.microsoft.com/office/word/2012/wordml" xmlns:w16cid="http://schemas.microsoft.com/office/word/2016/wordml/cid" xmlns:w16se="http://schemas.microsoft.com/office/word/2015/wordml/symex" xmlns:wpg="http://schemas.microsoft.com/office/word/2010/wordprocessingGroup" xmlns:wpi="http://schemas.microsoft.com/office/word/2010/wordprocessingInk" xmlns:wne="http://schemas.microsoft.com/office/word/2006/wordml" xmlns:wps="http://schemas.microsoft.com/office/word/2010/wordprocessingShape" mc:Ignorable="w14 w15 w16se w16cid wp14">
   <w:p>
     <w:pPr>
       <w:spacing w:before="100" w:beforeAutospacing="1" w:after="100" w:afterAutospacing="1" w:line="240" w:lineRule="auto"/>
@@ -39978,7 +39981,7 @@
 </file>
 
 <file path=word/footer2.xml><?xml version="1.0" encoding="utf-8"?>
-<w:ftr xmlns:wpc="http://schemas.microsoft.com/office/word/2010/wordprocessingCanvas" xmlns:cx="http://schemas.microsoft.com/office/drawing/2014/chartex" xmlns:cx1="http://schemas.microsoft.com/office/drawing/2015/9/8/chartex" xmlns:cx2="http://schemas.microsoft.com/office/drawing/2015/10/21/chartex" xmlns:cx3="http://schemas.microsoft.com/office/drawing/2016/5/9/chartex" xmlns:cx4="http://schemas.microsoft.com/office/drawing/2016/5/10/chartex" xmlns:cx5="http://schemas.microsoft.com/office/drawing/2016/5/11/chartex" xmlns:cx6="http://schemas.microsoft.com/office/drawing/2016/5/12/chartex" xmlns:cx7="http://schemas.microsoft.com/office/drawing/2016/5/13/chartex" xmlns:cx8="http://schemas.microsoft.com/office/drawing/2016/5/14/chartex" xmlns:mc="http://schemas.openxmlformats.org/markup-compatibility/2006" xmlns:aink="http://schemas.microsoft.com/office/drawing/2016/ink" xmlns:am3d="http://schemas.microsoft.com/office/drawing/2017/model3d" xmlns:o="urn:schemas-microsoft-com:office:office" xmlns:oel="http://schemas.microsoft.com/office/2019/extlst" xmlns:r="http://schemas.openxmlformats.org/officeDocument/2006/relationships" xmlns:m="http://schemas.openxmlformats.org/officeDocument/2006/math" xmlns:v="urn:schemas-microsoft-com:vml" xmlns:wp14="http://schemas.microsoft.com/office/word/2010/wordprocessingDrawing" xmlns:wp="http://schemas.openxmlformats.org/drawingml/2006/wordprocessingDrawing" xmlns:w10="urn:schemas-microsoft-com:office:word" xmlns:w="http://schemas.openxmlformats.org/wordprocessingml/2006/main" xmlns:w14="http://schemas.microsoft.com/office/word/2010/wordml" xmlns:w15="http://schemas.microsoft.com/office/word/2012/wordml" xmlns:w16cex="http://schemas.microsoft.com/office/word/2018/wordml/cex" xmlns:w16cid="http://schemas.microsoft.com/office/word/2016/wordml/cid" xmlns:w16="http://schemas.microsoft.com/office/word/2018/wordml" xmlns:w16du="http://schemas.microsoft.com/office/word/2023/wordml/word16du" xmlns:w16sdtdh="http://schemas.microsoft.com/office/word/2020/wordml/sdtdatahash" xmlns:w16sdtfl="http://schemas.microsoft.com/office/word/2024/wordml/sdtformatlock" xmlns:w16se="http://schemas.microsoft.com/office/word/2015/wordml/symex" xmlns:wpg="http://schemas.microsoft.com/office/word/2010/wordprocessingGroup" xmlns:wpi="http://schemas.microsoft.com/office/word/2010/wordprocessingInk" xmlns:wne="http://schemas.microsoft.com/office/word/2006/wordml" xmlns:wps="http://schemas.microsoft.com/office/word/2010/wordprocessingShape" mc:Ignorable="w14 w15 w16se w16cid w16 w16cex w16sdtdh w16sdtfl w16du wp14">
+<w:ftr xmlns:wpc="http://schemas.microsoft.com/office/word/2010/wordprocessingCanvas" xmlns:cx="http://schemas.microsoft.com/office/drawing/2014/chartex" xmlns:cx1="http://schemas.microsoft.com/office/drawing/2015/9/8/chartex" xmlns:cx2="http://schemas.microsoft.com/office/drawing/2015/10/21/chartex" xmlns:cx3="http://schemas.microsoft.com/office/drawing/2016/5/9/chartex" xmlns:cx4="http://schemas.microsoft.com/office/drawing/2016/5/10/chartex" xmlns:cx5="http://schemas.microsoft.com/office/drawing/2016/5/11/chartex" xmlns:cx6="http://schemas.microsoft.com/office/drawing/2016/5/12/chartex" xmlns:cx7="http://schemas.microsoft.com/office/drawing/2016/5/13/chartex" xmlns:cx8="http://schemas.microsoft.com/office/drawing/2016/5/14/chartex" xmlns:mc="http://schemas.openxmlformats.org/markup-compatibility/2006" xmlns:aink="http://schemas.microsoft.com/office/drawing/2016/ink" xmlns:am3d="http://schemas.microsoft.com/office/drawing/2017/model3d" xmlns:o="urn:schemas-microsoft-com:office:office" xmlns:r="http://schemas.openxmlformats.org/officeDocument/2006/relationships" xmlns:m="http://schemas.openxmlformats.org/officeDocument/2006/math" xmlns:v="urn:schemas-microsoft-com:vml" xmlns:wp14="http://schemas.microsoft.com/office/word/2010/wordprocessingDrawing" xmlns:wp="http://schemas.openxmlformats.org/drawingml/2006/wordprocessingDrawing" xmlns:w10="urn:schemas-microsoft-com:office:word" xmlns:w="http://schemas.openxmlformats.org/wordprocessingml/2006/main" xmlns:w14="http://schemas.microsoft.com/office/word/2010/wordml" xmlns:w15="http://schemas.microsoft.com/office/word/2012/wordml" xmlns:w16cid="http://schemas.microsoft.com/office/word/2016/wordml/cid" xmlns:w16se="http://schemas.microsoft.com/office/word/2015/wordml/symex" xmlns:wpg="http://schemas.microsoft.com/office/word/2010/wordprocessingGroup" xmlns:wpi="http://schemas.microsoft.com/office/word/2010/wordprocessingInk" xmlns:wne="http://schemas.microsoft.com/office/word/2006/wordml" xmlns:wps="http://schemas.microsoft.com/office/word/2010/wordprocessingShape" mc:Ignorable="w14 w15 w16se w16cid wp14">
   <w:p>
     <w:pPr>
       <w:pStyle w:val="Footer"/>
@@ -39991,7 +39994,7 @@
 </file>
 
 <file path=word/footnotes.xml><?xml version="1.0" encoding="utf-8"?>
-<w:footnotes xmlns:wpc="http://schemas.microsoft.com/office/word/2010/wordprocessingCanvas" xmlns:cx="http://schemas.microsoft.com/office/drawing/2014/chartex" xmlns:cx1="http://schemas.microsoft.com/office/drawing/2015/9/8/chartex" xmlns:cx2="http://schemas.microsoft.com/office/drawing/2015/10/21/chartex" xmlns:cx3="http://schemas.microsoft.com/office/drawing/2016/5/9/chartex" xmlns:cx4="http://schemas.microsoft.com/office/drawing/2016/5/10/chartex" xmlns:cx5="http://schemas.microsoft.com/office/drawing/2016/5/11/chartex" xmlns:cx6="http://schemas.microsoft.com/office/drawing/2016/5/12/chartex" xmlns:cx7="http://schemas.microsoft.com/office/drawing/2016/5/13/chartex" xmlns:cx8="http://schemas.microsoft.com/office/drawing/2016/5/14/chartex" xmlns:mc="http://schemas.openxmlformats.org/markup-compatibility/2006" xmlns:aink="http://schemas.microsoft.com/office/drawing/2016/ink" xmlns:am3d="http://schemas.microsoft.com/office/drawing/2017/model3d" xmlns:o="urn:schemas-microsoft-com:office:office" xmlns:oel="http://schemas.microsoft.com/office/2019/extlst" xmlns:r="http://schemas.openxmlformats.org/officeDocument/2006/relationships" xmlns:m="http://schemas.openxmlformats.org/officeDocument/2006/math" xmlns:v="urn:schemas-microsoft-com:vml" xmlns:wp14="http://schemas.microsoft.com/office/word/2010/wordprocessingDrawing" xmlns:wp="http://schemas.openxmlformats.org/drawingml/2006/wordprocessingDrawing" xmlns:w10="urn:schemas-microsoft-com:office:word" xmlns:w="http://schemas.openxmlformats.org/wordprocessingml/2006/main" xmlns:w14="http://schemas.microsoft.com/office/word/2010/wordml" xmlns:w15="http://schemas.microsoft.com/office/word/2012/wordml" xmlns:w16cex="http://schemas.microsoft.com/office/word/2018/wordml/cex" xmlns:w16cid="http://schemas.microsoft.com/office/word/2016/wordml/cid" xmlns:w16="http://schemas.microsoft.com/office/word/2018/wordml" xmlns:w16du="http://schemas.microsoft.com/office/word/2023/wordml/word16du" xmlns:w16sdtdh="http://schemas.microsoft.com/office/word/2020/wordml/sdtdatahash" xmlns:w16sdtfl="http://schemas.microsoft.com/office/word/2024/wordml/sdtformatlock" xmlns:w16se="http://schemas.microsoft.com/office/word/2015/wordml/symex" xmlns:wpg="http://schemas.microsoft.com/office/word/2010/wordprocessingGroup" xmlns:wpi="http://schemas.microsoft.com/office/word/2010/wordprocessingInk" xmlns:wne="http://schemas.microsoft.com/office/word/2006/wordml" xmlns:wps="http://schemas.microsoft.com/office/word/2010/wordprocessingShape" mc:Ignorable="w14 w15 w16se w16cid w16 w16cex w16sdtdh w16sdtfl w16du wp14">
+<w:footnotes xmlns:wpc="http://schemas.microsoft.com/office/word/2010/wordprocessingCanvas" xmlns:cx="http://schemas.microsoft.com/office/drawing/2014/chartex" xmlns:cx1="http://schemas.microsoft.com/office/drawing/2015/9/8/chartex" xmlns:cx2="http://schemas.microsoft.com/office/drawing/2015/10/21/chartex" xmlns:cx3="http://schemas.microsoft.com/office/drawing/2016/5/9/chartex" xmlns:cx4="http://schemas.microsoft.com/office/drawing/2016/5/10/chartex" xmlns:cx5="http://schemas.microsoft.com/office/drawing/2016/5/11/chartex" xmlns:cx6="http://schemas.microsoft.com/office/drawing/2016/5/12/chartex" xmlns:cx7="http://schemas.microsoft.com/office/drawing/2016/5/13/chartex" xmlns:cx8="http://schemas.microsoft.com/office/drawing/2016/5/14/chartex" xmlns:mc="http://schemas.openxmlformats.org/markup-compatibility/2006" xmlns:aink="http://schemas.microsoft.com/office/drawing/2016/ink" xmlns:am3d="http://schemas.microsoft.com/office/drawing/2017/model3d" xmlns:o="urn:schemas-microsoft-com:office:office" xmlns:r="http://schemas.openxmlformats.org/officeDocument/2006/relationships" xmlns:m="http://schemas.openxmlformats.org/officeDocument/2006/math" xmlns:v="urn:schemas-microsoft-com:vml" xmlns:wp14="http://schemas.microsoft.com/office/word/2010/wordprocessingDrawing" xmlns:wp="http://schemas.openxmlformats.org/drawingml/2006/wordprocessingDrawing" xmlns:w10="urn:schemas-microsoft-com:office:word" xmlns:w="http://schemas.openxmlformats.org/wordprocessingml/2006/main" xmlns:w14="http://schemas.microsoft.com/office/word/2010/wordml" xmlns:w15="http://schemas.microsoft.com/office/word/2012/wordml" xmlns:w16cid="http://schemas.microsoft.com/office/word/2016/wordml/cid" xmlns:w16se="http://schemas.microsoft.com/office/word/2015/wordml/symex" xmlns:wpg="http://schemas.microsoft.com/office/word/2010/wordprocessingGroup" xmlns:wpi="http://schemas.microsoft.com/office/word/2010/wordprocessingInk" xmlns:wne="http://schemas.microsoft.com/office/word/2006/wordml" xmlns:wps="http://schemas.microsoft.com/office/word/2010/wordprocessingShape" mc:Ignorable="w14 w15 w16se w16cid wp14">
   <w:footnote w:type="separator" w:id="-1">
     <w:p>
       <w:pPr>
@@ -40195,7 +40198,7 @@
 </file>
 
 <file path=word/numbering.xml><?xml version="1.0" encoding="utf-8"?>
-<w:numbering xmlns:wpc="http://schemas.microsoft.com/office/word/2010/wordprocessingCanvas" xmlns:cx="http://schemas.microsoft.com/office/drawing/2014/chartex" xmlns:cx1="http://schemas.microsoft.com/office/drawing/2015/9/8/chartex" xmlns:cx2="http://schemas.microsoft.com/office/drawing/2015/10/21/chartex" xmlns:cx3="http://schemas.microsoft.com/office/drawing/2016/5/9/chartex" xmlns:cx4="http://schemas.microsoft.com/office/drawing/2016/5/10/chartex" xmlns:cx5="http://schemas.microsoft.com/office/drawing/2016/5/11/chartex" xmlns:cx6="http://schemas.microsoft.com/office/drawing/2016/5/12/chartex" xmlns:cx7="http://schemas.microsoft.com/office/drawing/2016/5/13/chartex" xmlns:cx8="http://schemas.microsoft.com/office/drawing/2016/5/14/chartex" xmlns:mc="http://schemas.openxmlformats.org/markup-compatibility/2006" xmlns:aink="http://schemas.microsoft.com/office/drawing/2016/ink" xmlns:am3d="http://schemas.microsoft.com/office/drawing/2017/model3d" xmlns:o="urn:schemas-microsoft-com:office:office" xmlns:oel="http://schemas.microsoft.com/office/2019/extlst" xmlns:r="http://schemas.openxmlformats.org/officeDocument/2006/relationships" xmlns:m="http://schemas.openxmlformats.org/officeDocument/2006/math" xmlns:v="urn:schemas-microsoft-com:vml" xmlns:wp14="http://schemas.microsoft.com/office/word/2010/wordprocessingDrawing" xmlns:wp="http://schemas.openxmlformats.org/drawingml/2006/wordprocessingDrawing" xmlns:w10="urn:schemas-microsoft-com:office:word" xmlns:w="http://schemas.openxmlformats.org/wordprocessingml/2006/main" xmlns:w14="http://schemas.microsoft.com/office/word/2010/wordml" xmlns:w15="http://schemas.microsoft.com/office/word/2012/wordml" xmlns:w16cex="http://schemas.microsoft.com/office/word/2018/wordml/cex" xmlns:w16cid="http://schemas.microsoft.com/office/word/2016/wordml/cid" xmlns:w16="http://schemas.microsoft.com/office/word/2018/wordml" xmlns:w16du="http://schemas.microsoft.com/office/word/2023/wordml/word16du" xmlns:w16sdtdh="http://schemas.microsoft.com/office/word/2020/wordml/sdtdatahash" xmlns:w16sdtfl="http://schemas.microsoft.com/office/word/2024/wordml/sdtformatlock" xmlns:w16se="http://schemas.microsoft.com/office/word/2015/wordml/symex" xmlns:wpg="http://schemas.microsoft.com/office/word/2010/wordprocessingGroup" xmlns:wpi="http://schemas.microsoft.com/office/word/2010/wordprocessingInk" xmlns:wne="http://schemas.microsoft.com/office/word/2006/wordml" xmlns:wps="http://schemas.microsoft.com/office/word/2010/wordprocessingShape" mc:Ignorable="w14 w15 w16se w16cid w16 w16cex w16sdtdh w16sdtfl w16du wp14">
+<w:numbering xmlns:wpc="http://schemas.microsoft.com/office/word/2010/wordprocessingCanvas" xmlns:cx="http://schemas.microsoft.com/office/drawing/2014/chartex" xmlns:cx1="http://schemas.microsoft.com/office/drawing/2015/9/8/chartex" xmlns:cx2="http://schemas.microsoft.com/office/drawing/2015/10/21/chartex" xmlns:cx3="http://schemas.microsoft.com/office/drawing/2016/5/9/chartex" xmlns:cx4="http://schemas.microsoft.com/office/drawing/2016/5/10/chartex" xmlns:cx5="http://schemas.microsoft.com/office/drawing/2016/5/11/chartex" xmlns:cx6="http://schemas.microsoft.com/office/drawing/2016/5/12/chartex" xmlns:cx7="http://schemas.microsoft.com/office/drawing/2016/5/13/chartex" xmlns:cx8="http://schemas.microsoft.com/office/drawing/2016/5/14/chartex" xmlns:mc="http://schemas.openxmlformats.org/markup-compatibility/2006" xmlns:aink="http://schemas.microsoft.com/office/drawing/2016/ink" xmlns:am3d="http://schemas.microsoft.com/office/drawing/2017/model3d" xmlns:o="urn:schemas-microsoft-com:office:office" xmlns:r="http://schemas.openxmlformats.org/officeDocument/2006/relationships" xmlns:m="http://schemas.openxmlformats.org/officeDocument/2006/math" xmlns:v="urn:schemas-microsoft-com:vml" xmlns:wp14="http://schemas.microsoft.com/office/word/2010/wordprocessingDrawing" xmlns:wp="http://schemas.openxmlformats.org/drawingml/2006/wordprocessingDrawing" xmlns:w10="urn:schemas-microsoft-com:office:word" xmlns:w="http://schemas.openxmlformats.org/wordprocessingml/2006/main" xmlns:w14="http://schemas.microsoft.com/office/word/2010/wordml" xmlns:w15="http://schemas.microsoft.com/office/word/2012/wordml" xmlns:w16cid="http://schemas.microsoft.com/office/word/2016/wordml/cid" xmlns:w16se="http://schemas.microsoft.com/office/word/2015/wordml/symex" xmlns:wpg="http://schemas.microsoft.com/office/word/2010/wordprocessingGroup" xmlns:wpi="http://schemas.microsoft.com/office/word/2010/wordprocessingInk" xmlns:wne="http://schemas.microsoft.com/office/word/2006/wordml" xmlns:wps="http://schemas.microsoft.com/office/word/2010/wordprocessingShape" mc:Ignorable="w14 w15 w16se w16cid wp14">
   <w:abstractNum w:abstractNumId="0" w15:restartNumberingAfterBreak="0">
     <w:nsid w:val="FFFFFFFB"/>
     <w:multiLevelType w:val="multilevel"/>
@@ -42447,95 +42450,95 @@
       </w:pPr>
     </w:lvl>
   </w:abstractNum>
-  <w:num w:numId="1" w16cid:durableId="998338918">
+  <w:num w:numId="1">
     <w:abstractNumId w:val="0"/>
   </w:num>
-  <w:num w:numId="2" w16cid:durableId="384524978">
+  <w:num w:numId="2">
     <w:abstractNumId w:val="3"/>
   </w:num>
-  <w:num w:numId="3" w16cid:durableId="1499927135">
+  <w:num w:numId="3">
     <w:abstractNumId w:val="13"/>
   </w:num>
-  <w:num w:numId="4" w16cid:durableId="1061827383">
+  <w:num w:numId="4">
     <w:abstractNumId w:val="7"/>
   </w:num>
-  <w:num w:numId="5" w16cid:durableId="346642330">
+  <w:num w:numId="5">
     <w:abstractNumId w:val="11"/>
   </w:num>
-  <w:num w:numId="6" w16cid:durableId="503516285">
+  <w:num w:numId="6">
     <w:abstractNumId w:val="17"/>
   </w:num>
-  <w:num w:numId="7" w16cid:durableId="1609897420">
+  <w:num w:numId="7">
     <w:abstractNumId w:val="18"/>
   </w:num>
-  <w:num w:numId="8" w16cid:durableId="20017637">
+  <w:num w:numId="8">
     <w:abstractNumId w:val="10"/>
   </w:num>
-  <w:num w:numId="9" w16cid:durableId="1856262110">
+  <w:num w:numId="9">
     <w:abstractNumId w:val="19"/>
   </w:num>
-  <w:num w:numId="10" w16cid:durableId="233249844">
+  <w:num w:numId="10">
     <w:abstractNumId w:val="5"/>
   </w:num>
-  <w:num w:numId="11" w16cid:durableId="431128409">
+  <w:num w:numId="11">
     <w:abstractNumId w:val="6"/>
   </w:num>
-  <w:num w:numId="12" w16cid:durableId="372464557">
+  <w:num w:numId="12">
     <w:abstractNumId w:val="16"/>
   </w:num>
-  <w:num w:numId="13" w16cid:durableId="1109013093">
+  <w:num w:numId="13">
     <w:abstractNumId w:val="0"/>
   </w:num>
-  <w:num w:numId="14" w16cid:durableId="313918814">
+  <w:num w:numId="14">
     <w:abstractNumId w:val="2"/>
   </w:num>
-  <w:num w:numId="15" w16cid:durableId="4941781">
+  <w:num w:numId="15">
     <w:abstractNumId w:val="0"/>
   </w:num>
-  <w:num w:numId="16" w16cid:durableId="1870214972">
+  <w:num w:numId="16">
     <w:abstractNumId w:val="14"/>
   </w:num>
-  <w:num w:numId="17" w16cid:durableId="92021807">
+  <w:num w:numId="17">
     <w:abstractNumId w:val="0"/>
   </w:num>
-  <w:num w:numId="18" w16cid:durableId="2042582414">
+  <w:num w:numId="18">
     <w:abstractNumId w:val="20"/>
   </w:num>
-  <w:num w:numId="19" w16cid:durableId="880480108">
+  <w:num w:numId="19">
     <w:abstractNumId w:val="4"/>
   </w:num>
-  <w:num w:numId="20" w16cid:durableId="1556232307">
+  <w:num w:numId="20">
     <w:abstractNumId w:val="15"/>
   </w:num>
-  <w:num w:numId="21" w16cid:durableId="638077404">
+  <w:num w:numId="21">
     <w:abstractNumId w:val="0"/>
   </w:num>
-  <w:num w:numId="22" w16cid:durableId="1016466848">
+  <w:num w:numId="22">
     <w:abstractNumId w:val="0"/>
   </w:num>
-  <w:num w:numId="23" w16cid:durableId="689260224">
+  <w:num w:numId="23">
     <w:abstractNumId w:val="0"/>
   </w:num>
-  <w:num w:numId="24" w16cid:durableId="2096121294">
+  <w:num w:numId="24">
     <w:abstractNumId w:val="0"/>
   </w:num>
-  <w:num w:numId="25" w16cid:durableId="1967226179">
+  <w:num w:numId="25">
     <w:abstractNumId w:val="9"/>
   </w:num>
-  <w:num w:numId="26" w16cid:durableId="2095392074">
+  <w:num w:numId="26">
     <w:abstractNumId w:val="1"/>
   </w:num>
-  <w:num w:numId="27" w16cid:durableId="923880903">
+  <w:num w:numId="27">
     <w:abstractNumId w:val="8"/>
   </w:num>
-  <w:num w:numId="28" w16cid:durableId="1511602537">
+  <w:num w:numId="28">
     <w:abstractNumId w:val="12"/>
   </w:num>
 </w:numbering>
 </file>
 
 <file path=word/people.xml><?xml version="1.0" encoding="utf-8"?>
-<w15:people xmlns:wpc="http://schemas.microsoft.com/office/word/2010/wordprocessingCanvas" xmlns:cx="http://schemas.microsoft.com/office/drawing/2014/chartex" xmlns:cx1="http://schemas.microsoft.com/office/drawing/2015/9/8/chartex" xmlns:cx2="http://schemas.microsoft.com/office/drawing/2015/10/21/chartex" xmlns:cx3="http://schemas.microsoft.com/office/drawing/2016/5/9/chartex" xmlns:cx4="http://schemas.microsoft.com/office/drawing/2016/5/10/chartex" xmlns:cx5="http://schemas.microsoft.com/office/drawing/2016/5/11/chartex" xmlns:cx6="http://schemas.microsoft.com/office/drawing/2016/5/12/chartex" xmlns:cx7="http://schemas.microsoft.com/office/drawing/2016/5/13/chartex" xmlns:cx8="http://schemas.microsoft.com/office/drawing/2016/5/14/chartex" xmlns:mc="http://schemas.openxmlformats.org/markup-compatibility/2006" xmlns:aink="http://schemas.microsoft.com/office/drawing/2016/ink" xmlns:am3d="http://schemas.microsoft.com/office/drawing/2017/model3d" xmlns:o="urn:schemas-microsoft-com:office:office" xmlns:oel="http://schemas.microsoft.com/office/2019/extlst" xmlns:r="http://schemas.openxmlformats.org/officeDocument/2006/relationships" xmlns:m="http://schemas.openxmlformats.org/officeDocument/2006/math" xmlns:v="urn:schemas-microsoft-com:vml" xmlns:wp14="http://schemas.microsoft.com/office/word/2010/wordprocessingDrawing" xmlns:wp="http://schemas.openxmlformats.org/drawingml/2006/wordprocessingDrawing" xmlns:w10="urn:schemas-microsoft-com:office:word" xmlns:w="http://schemas.openxmlformats.org/wordprocessingml/2006/main" xmlns:w14="http://schemas.microsoft.com/office/word/2010/wordml" xmlns:w15="http://schemas.microsoft.com/office/word/2012/wordml" xmlns:w16cex="http://schemas.microsoft.com/office/word/2018/wordml/cex" xmlns:w16cid="http://schemas.microsoft.com/office/word/2016/wordml/cid" xmlns:w16="http://schemas.microsoft.com/office/word/2018/wordml" xmlns:w16du="http://schemas.microsoft.com/office/word/2023/wordml/word16du" xmlns:w16sdtdh="http://schemas.microsoft.com/office/word/2020/wordml/sdtdatahash" xmlns:w16sdtfl="http://schemas.microsoft.com/office/word/2024/wordml/sdtformatlock" xmlns:w16se="http://schemas.microsoft.com/office/word/2015/wordml/symex" xmlns:wpg="http://schemas.microsoft.com/office/word/2010/wordprocessingGroup" xmlns:wpi="http://schemas.microsoft.com/office/word/2010/wordprocessingInk" xmlns:wne="http://schemas.microsoft.com/office/word/2006/wordml" xmlns:wps="http://schemas.microsoft.com/office/word/2010/wordprocessingShape" mc:Ignorable="w14 w15 w16se w16cid w16 w16cex w16sdtdh w16sdtfl w16du wp14">
+<w15:people xmlns:wpc="http://schemas.microsoft.com/office/word/2010/wordprocessingCanvas" xmlns:cx="http://schemas.microsoft.com/office/drawing/2014/chartex" xmlns:cx1="http://schemas.microsoft.com/office/drawing/2015/9/8/chartex" xmlns:cx2="http://schemas.microsoft.com/office/drawing/2015/10/21/chartex" xmlns:cx3="http://schemas.microsoft.com/office/drawing/2016/5/9/chartex" xmlns:cx4="http://schemas.microsoft.com/office/drawing/2016/5/10/chartex" xmlns:cx5="http://schemas.microsoft.com/office/drawing/2016/5/11/chartex" xmlns:cx6="http://schemas.microsoft.com/office/drawing/2016/5/12/chartex" xmlns:cx7="http://schemas.microsoft.com/office/drawing/2016/5/13/chartex" xmlns:cx8="http://schemas.microsoft.com/office/drawing/2016/5/14/chartex" xmlns:mc="http://schemas.openxmlformats.org/markup-compatibility/2006" xmlns:aink="http://schemas.microsoft.com/office/drawing/2016/ink" xmlns:am3d="http://schemas.microsoft.com/office/drawing/2017/model3d" xmlns:o="urn:schemas-microsoft-com:office:office" xmlns:r="http://schemas.openxmlformats.org/officeDocument/2006/relationships" xmlns:m="http://schemas.openxmlformats.org/officeDocument/2006/math" xmlns:v="urn:schemas-microsoft-com:vml" xmlns:wp14="http://schemas.microsoft.com/office/word/2010/wordprocessingDrawing" xmlns:wp="http://schemas.openxmlformats.org/drawingml/2006/wordprocessingDrawing" xmlns:w10="urn:schemas-microsoft-com:office:word" xmlns:w="http://schemas.openxmlformats.org/wordprocessingml/2006/main" xmlns:w14="http://schemas.microsoft.com/office/word/2010/wordml" xmlns:w15="http://schemas.microsoft.com/office/word/2012/wordml" xmlns:w16cid="http://schemas.microsoft.com/office/word/2016/wordml/cid" xmlns:w16se="http://schemas.microsoft.com/office/word/2015/wordml/symex" xmlns:wpg="http://schemas.microsoft.com/office/word/2010/wordprocessingGroup" xmlns:wpi="http://schemas.microsoft.com/office/word/2010/wordprocessingInk" xmlns:wne="http://schemas.microsoft.com/office/word/2006/wordml" xmlns:wps="http://schemas.microsoft.com/office/word/2010/wordprocessingShape" mc:Ignorable="w14 w15 w16se w16cid wp14">
   <w15:person w15:author="Abigail Touma">
     <w15:presenceInfo w15:providerId="AD" w15:userId="S::abigailtouma@southern.edu::dec31297-8143-40a9-b996-b255aa87ff55"/>
   </w15:person>
@@ -42546,7 +42549,7 @@
 </file>
 
 <file path=word/styles.xml><?xml version="1.0" encoding="utf-8"?>
-<w:styles xmlns:mc="http://schemas.openxmlformats.org/markup-compatibility/2006" xmlns:r="http://schemas.openxmlformats.org/officeDocument/2006/relationships" xmlns:w="http://schemas.openxmlformats.org/wordprocessingml/2006/main" xmlns:w14="http://schemas.microsoft.com/office/word/2010/wordml" xmlns:w15="http://schemas.microsoft.com/office/word/2012/wordml" xmlns:w16cex="http://schemas.microsoft.com/office/word/2018/wordml/cex" xmlns:w16cid="http://schemas.microsoft.com/office/word/2016/wordml/cid" xmlns:w16="http://schemas.microsoft.com/office/word/2018/wordml" xmlns:w16du="http://schemas.microsoft.com/office/word/2023/wordml/word16du" xmlns:w16sdtdh="http://schemas.microsoft.com/office/word/2020/wordml/sdtdatahash" xmlns:w16sdtfl="http://schemas.microsoft.com/office/word/2024/wordml/sdtformatlock" xmlns:w16se="http://schemas.microsoft.com/office/word/2015/wordml/symex" mc:Ignorable="w14 w15 w16se w16cid w16 w16cex w16sdtdh w16sdtfl w16du">
+<w:styles xmlns:mc="http://schemas.openxmlformats.org/markup-compatibility/2006" xmlns:r="http://schemas.openxmlformats.org/officeDocument/2006/relationships" xmlns:w="http://schemas.openxmlformats.org/wordprocessingml/2006/main" xmlns:w14="http://schemas.microsoft.com/office/word/2010/wordml" xmlns:w15="http://schemas.microsoft.com/office/word/2012/wordml" xmlns:w16cid="http://schemas.microsoft.com/office/word/2016/wordml/cid" xmlns:w16se="http://schemas.microsoft.com/office/word/2015/wordml/symex" mc:Ignorable="w14 w15 w16se w16cid">
   <w:docDefaults>
     <w:rPrDefault>
       <w:rPr>
@@ -42556,7 +42559,7 @@
     </w:rPrDefault>
     <w:pPrDefault/>
   </w:docDefaults>
-  <w:latentStyles w:defLockedState="0" w:defUIPriority="0" w:defSemiHidden="0" w:defUnhideWhenUsed="0" w:defQFormat="0" w:count="376">
+  <w:latentStyles w:defLockedState="0" w:defUIPriority="0" w:defSemiHidden="0" w:defUnhideWhenUsed="0" w:defQFormat="0" w:count="375">
     <w:lsdException w:name="Normal" w:qFormat="1"/>
     <w:lsdException w:name="heading 1" w:qFormat="1"/>
     <w:lsdException w:name="heading 2" w:qFormat="1"/>
@@ -42925,7 +42928,6 @@
     <w:lsdException w:name="Smart Hyperlink" w:semiHidden="1" w:uiPriority="99" w:unhideWhenUsed="1"/>
     <w:lsdException w:name="Hashtag" w:semiHidden="1" w:uiPriority="99" w:unhideWhenUsed="1"/>
     <w:lsdException w:name="Unresolved Mention" w:semiHidden="1" w:uiPriority="99" w:unhideWhenUsed="1"/>
-    <w:lsdException w:name="Smart Link" w:semiHidden="1" w:uiPriority="99" w:unhideWhenUsed="1"/>
   </w:latentStyles>
   <w:style w:type="paragraph" w:default="1" w:styleId="Normal">
     <w:name w:val="Normal"/>
@@ -43907,6 +43909,25 @@
 </file>
 
 <file path=customXml/item1.xml><?xml version="1.0" encoding="utf-8"?>
+<p:properties xmlns:p="http://schemas.microsoft.com/office/2006/metadata/properties" xmlns:xsi="http://www.w3.org/2001/XMLSchema-instance" xmlns:pc="http://schemas.microsoft.com/office/infopath/2007/PartnerControls">
+  <documentManagement>
+    <_ip_UnifiedCompliancePolicyUIAction xmlns="http://schemas.microsoft.com/sharepoint/v3" xsi:nil="true"/>
+    <_activity xmlns="c2b8f9a5-c517-4aba-9175-8e775165bf86" xsi:nil="true"/>
+    <_ip_UnifiedCompliancePolicyProperties xmlns="http://schemas.microsoft.com/sharepoint/v3" xsi:nil="true"/>
+  </documentManagement>
+</p:properties>
+</file>
+
+<file path=customXml/item2.xml><?xml version="1.0" encoding="utf-8"?>
+<?mso-contentType ?>
+<FormTemplates xmlns="http://schemas.microsoft.com/sharepoint/v3/contenttype/forms">
+  <Display>DocumentLibraryForm</Display>
+  <Edit>DocumentLibraryForm</Edit>
+  <New>DocumentLibraryForm</New>
+</FormTemplates>
+</file>
+
+<file path=customXml/item3.xml><?xml version="1.0" encoding="utf-8"?>
 <ct:contentTypeSchema xmlns:ct="http://schemas.microsoft.com/office/2006/metadata/contentType" xmlns:ma="http://schemas.microsoft.com/office/2006/metadata/properties/metaAttributes" ct:_="" ma:_="" ma:contentTypeName="Document" ma:contentTypeID="0x0101000745070CB5AEA2449B15C3ED94EA581D" ma:contentTypeVersion="22" ma:contentTypeDescription="Create a new document." ma:contentTypeScope="" ma:versionID="98c6ad6ef4a9dcfe7836ddcaf1de5b7b">
   <xsd:schema xmlns:xsd="http://www.w3.org/2001/XMLSchema" xmlns:xs="http://www.w3.org/2001/XMLSchema" xmlns:p="http://schemas.microsoft.com/office/2006/metadata/properties" xmlns:ns1="http://schemas.microsoft.com/sharepoint/v3" xmlns:ns3="fc9b9257-06f8-4dbc-9a10-0490ee19566d" xmlns:ns4="c2b8f9a5-c517-4aba-9175-8e775165bf86" targetNamespace="http://schemas.microsoft.com/office/2006/metadata/properties" ma:root="true" ma:fieldsID="b4cd63c2afc8766fa2a29b209c274f69" ns1:_="" ns3:_="" ns4:_="">
     <xsd:import namespace="http://schemas.microsoft.com/sharepoint/v3"/>
@@ -44190,30 +44211,37 @@
 </ct:contentTypeSchema>
 </file>
 
-<file path=customXml/item2.xml><?xml version="1.0" encoding="utf-8"?>
-<?mso-contentType ?>
-<FormTemplates xmlns="http://schemas.microsoft.com/sharepoint/v3/contenttype/forms">
-  <Display>DocumentLibraryForm</Display>
-  <Edit>DocumentLibraryForm</Edit>
-  <New>DocumentLibraryForm</New>
-</FormTemplates>
-</file>
-
-<file path=customXml/item3.xml><?xml version="1.0" encoding="utf-8"?>
-<p:properties xmlns:p="http://schemas.microsoft.com/office/2006/metadata/properties" xmlns:xsi="http://www.w3.org/2001/XMLSchema-instance" xmlns:pc="http://schemas.microsoft.com/office/infopath/2007/PartnerControls">
-  <documentManagement>
-    <_ip_UnifiedCompliancePolicyUIAction xmlns="http://schemas.microsoft.com/sharepoint/v3" xsi:nil="true"/>
-    <_activity xmlns="c2b8f9a5-c517-4aba-9175-8e775165bf86" xsi:nil="true"/>
-    <_ip_UnifiedCompliancePolicyProperties xmlns="http://schemas.microsoft.com/sharepoint/v3" xsi:nil="true"/>
-  </documentManagement>
-</p:properties>
-</file>
-
 <file path=customXml/item4.xml><?xml version="1.0" encoding="utf-8"?>
 <b:Sources xmlns:b="http://schemas.openxmlformats.org/officeDocument/2006/bibliography" xmlns="http://schemas.openxmlformats.org/officeDocument/2006/bibliography" SelectedStyle="\apasixtheditionofficeonline.xsl" StyleName="APA" Version="6"/>
 </file>
 
 <file path=customXml/itemProps1.xml><?xml version="1.0" encoding="utf-8"?>
+<ds:datastoreItem xmlns:ds="http://schemas.openxmlformats.org/officeDocument/2006/customXml" ds:itemID="{5D78BA59-D160-4EFB-87B1-B6A3233ED76B}">
+  <ds:schemaRefs>
+    <ds:schemaRef ds:uri="http://schemas.openxmlformats.org/package/2006/metadata/core-properties"/>
+    <ds:schemaRef ds:uri="http://schemas.microsoft.com/office/2006/metadata/properties"/>
+    <ds:schemaRef ds:uri="http://schemas.microsoft.com/office/2006/documentManagement/types"/>
+    <ds:schemaRef ds:uri="fc9b9257-06f8-4dbc-9a10-0490ee19566d"/>
+    <ds:schemaRef ds:uri="http://purl.org/dc/dcmitype/"/>
+    <ds:schemaRef ds:uri="http://purl.org/dc/elements/1.1/"/>
+    <ds:schemaRef ds:uri="http://purl.org/dc/terms/"/>
+    <ds:schemaRef ds:uri="http://schemas.microsoft.com/office/infopath/2007/PartnerControls"/>
+    <ds:schemaRef ds:uri="c2b8f9a5-c517-4aba-9175-8e775165bf86"/>
+    <ds:schemaRef ds:uri="http://schemas.microsoft.com/sharepoint/v3"/>
+    <ds:schemaRef ds:uri="http://www.w3.org/XML/1998/namespace"/>
+  </ds:schemaRefs>
+</ds:datastoreItem>
+</file>
+
+<file path=customXml/itemProps2.xml><?xml version="1.0" encoding="utf-8"?>
+<ds:datastoreItem xmlns:ds="http://schemas.openxmlformats.org/officeDocument/2006/customXml" ds:itemID="{DC46E392-3D85-4C2D-89F3-4D0096C29C30}">
+  <ds:schemaRefs>
+    <ds:schemaRef ds:uri="http://schemas.microsoft.com/sharepoint/v3/contenttype/forms"/>
+  </ds:schemaRefs>
+</ds:datastoreItem>
+</file>
+
+<file path=customXml/itemProps3.xml><?xml version="1.0" encoding="utf-8"?>
 <ds:datastoreItem xmlns:ds="http://schemas.openxmlformats.org/officeDocument/2006/customXml" ds:itemID="{0B4383B0-5DC0-440E-9549-94F97F8588BB}">
   <ds:schemaRefs>
     <ds:schemaRef ds:uri="http://schemas.microsoft.com/office/2006/metadata/contentType"/>
@@ -44233,27 +44261,8 @@
 </ds:datastoreItem>
 </file>
 
-<file path=customXml/itemProps2.xml><?xml version="1.0" encoding="utf-8"?>
-<ds:datastoreItem xmlns:ds="http://schemas.openxmlformats.org/officeDocument/2006/customXml" ds:itemID="{DC46E392-3D85-4C2D-89F3-4D0096C29C30}">
-  <ds:schemaRefs>
-    <ds:schemaRef ds:uri="http://schemas.microsoft.com/sharepoint/v3/contenttype/forms"/>
-  </ds:schemaRefs>
-</ds:datastoreItem>
-</file>
-
-<file path=customXml/itemProps3.xml><?xml version="1.0" encoding="utf-8"?>
-<ds:datastoreItem xmlns:ds="http://schemas.openxmlformats.org/officeDocument/2006/customXml" ds:itemID="{5D78BA59-D160-4EFB-87B1-B6A3233ED76B}">
-  <ds:schemaRefs>
-    <ds:schemaRef ds:uri="http://schemas.microsoft.com/office/2006/metadata/properties"/>
-    <ds:schemaRef ds:uri="http://schemas.microsoft.com/office/infopath/2007/PartnerControls"/>
-    <ds:schemaRef ds:uri="http://schemas.microsoft.com/sharepoint/v3"/>
-    <ds:schemaRef ds:uri="c2b8f9a5-c517-4aba-9175-8e775165bf86"/>
-  </ds:schemaRefs>
-</ds:datastoreItem>
-</file>
-
 <file path=customXml/itemProps4.xml><?xml version="1.0" encoding="utf-8"?>
-<ds:datastoreItem xmlns:ds="http://schemas.openxmlformats.org/officeDocument/2006/customXml" ds:itemID="{65EE74DC-641C-4761-A916-5BDA901B67CB}">
+<ds:datastoreItem xmlns:ds="http://schemas.openxmlformats.org/officeDocument/2006/customXml" ds:itemID="{7B263D91-78BD-4E2C-AF90-E1B82FEE4732}">
   <ds:schemaRefs>
     <ds:schemaRef ds:uri="http://schemas.openxmlformats.org/officeDocument/2006/bibliography"/>
   </ds:schemaRefs>
